--- a/docs/word/5 - Locking Settings with a Password.docx
+++ b/docs/word/5 - Locking Settings with a Password.docx
@@ -322,7 +322,260 @@
           <w:sz w:val="20"/>
           <w:szCs w:val="20"/>
         </w:rPr>
-        <w:t xml:space="preserve">The password lives as a hash in one small file, </w:t>
+        <w:t xml:space="preserve">The password lives as a hash inside what you deploy, so changing it means deploying again. What exactly you replace depends on which shape the site is deployed in — and the app works that out for you, so in practice you click a button and drag what it gives you.</w:t>
+      </w:r>
+    </w:p>
+    <w:tbl>
+      <w:tblPr>
+        <w:tblW w:type="dxa" w:w="9026"/>
+        <w:tblBorders>
+          <w:top w:val="single" w:color="C9C2B4" w:sz="4"/>
+          <w:left w:val="single" w:color="C9C2B4" w:sz="4"/>
+          <w:bottom w:val="single" w:color="C9C2B4" w:sz="4"/>
+          <w:right w:val="single" w:color="C9C2B4" w:sz="4"/>
+          <w:insideH w:val="single" w:color="C9C2B4" w:sz="4"/>
+          <w:insideV w:val="single" w:color="C9C2B4" w:sz="4"/>
+        </w:tblBorders>
+      </w:tblPr>
+      <w:tblGrid>
+        <w:gridCol w:w="3442"/>
+        <w:gridCol w:w="5584"/>
+      </w:tblGrid>
+      <w:tr>
+        <w:trPr>
+          <w:tblHeader/>
+        </w:trPr>
+        <w:tc>
+          <w:tcPr>
+            <w:tcW w:type="dxa" w:w="3442"/>
+            <w:shd w:fill="4C5C6D" w:val="clear"/>
+            <w:tcMar>
+              <w:top w:type="dxa" w:w="60"/>
+              <w:left w:type="dxa" w:w="110"/>
+              <w:bottom w:type="dxa" w:w="60"/>
+              <w:right w:type="dxa" w:w="110"/>
+            </w:tcMar>
+          </w:tcPr>
+          <w:p>
+            <w:pPr>
+              <w:spacing w:after="0" w:before="0"/>
+            </w:pPr>
+            <w:r>
+              <w:rPr>
+                <w:rFonts w:ascii="Arial" w:cs="Arial" w:eastAsia="Arial" w:hAnsi="Arial"/>
+                <w:b/>
+                <w:bCs/>
+                <w:color w:val="FFFFFF"/>
+                <w:sz w:val="18"/>
+                <w:szCs w:val="18"/>
+              </w:rPr>
+              <w:t xml:space="preserve">Deployed as</w:t>
+            </w:r>
+          </w:p>
+        </w:tc>
+        <w:tc>
+          <w:tcPr>
+            <w:tcW w:type="dxa" w:w="5584"/>
+            <w:shd w:fill="4C5C6D" w:val="clear"/>
+            <w:tcMar>
+              <w:top w:type="dxa" w:w="60"/>
+              <w:left w:type="dxa" w:w="110"/>
+              <w:bottom w:type="dxa" w:w="60"/>
+              <w:right w:type="dxa" w:w="110"/>
+            </w:tcMar>
+          </w:tcPr>
+          <w:p>
+            <w:pPr>
+              <w:spacing w:after="0" w:before="0"/>
+            </w:pPr>
+            <w:r>
+              <w:rPr>
+                <w:rFonts w:ascii="Arial" w:cs="Arial" w:eastAsia="Arial" w:hAnsi="Arial"/>
+                <w:b/>
+                <w:bCs/>
+                <w:color w:val="FFFFFF"/>
+                <w:sz w:val="18"/>
+                <w:szCs w:val="18"/>
+              </w:rPr>
+              <w:t xml:space="preserve">What you replace</w:t>
+            </w:r>
+          </w:p>
+        </w:tc>
+      </w:tr>
+      <w:tr>
+        <w:tc>
+          <w:tcPr>
+            <w:tcW w:type="dxa" w:w="3442"/>
+            <w:shd w:fill="FFFFFF" w:val="clear"/>
+            <w:tcMar>
+              <w:top w:type="dxa" w:w="60"/>
+              <w:left w:type="dxa" w:w="110"/>
+              <w:bottom w:type="dxa" w:w="60"/>
+              <w:right w:type="dxa" w:w="110"/>
+            </w:tcMar>
+          </w:tcPr>
+          <w:p>
+            <w:pPr>
+              <w:spacing w:after="0" w:before="0"/>
+            </w:pPr>
+            <w:r>
+              <w:rPr>
+                <w:rFonts w:ascii="Arial" w:cs="Arial" w:eastAsia="Arial" w:hAnsi="Arial"/>
+                <w:color w:val="1C2B3A"/>
+                <w:sz w:val="18"/>
+                <w:szCs w:val="18"/>
+              </w:rPr>
+              <w:t xml:space="preserve">one </w:t>
+            </w:r>
+            <w:r>
+              <w:rPr>
+                <w:rFonts w:ascii="Consolas" w:cs="Consolas" w:eastAsia="Consolas" w:hAnsi="Consolas"/>
+                <w:color w:val="2A4258"/>
+                <w:sz w:val="16"/>
+                <w:szCs w:val="16"/>
+                <w:shd w:fill="F2F0EA" w:val="clear"/>
+              </w:rPr>
+              <w:t xml:space="preserve">index.html</w:t>
+            </w:r>
+            <w:r>
+              <w:rPr>
+                <w:rFonts w:ascii="Arial" w:cs="Arial" w:eastAsia="Arial" w:hAnsi="Arial"/>
+                <w:color w:val="1C2B3A"/>
+                <w:sz w:val="18"/>
+                <w:szCs w:val="18"/>
+              </w:rPr>
+              <w:t xml:space="preserve"> (what is live today)</w:t>
+            </w:r>
+          </w:p>
+        </w:tc>
+        <w:tc>
+          <w:tcPr>
+            <w:tcW w:type="dxa" w:w="5584"/>
+            <w:shd w:fill="FFFFFF" w:val="clear"/>
+            <w:tcMar>
+              <w:top w:type="dxa" w:w="60"/>
+              <w:left w:type="dxa" w:w="110"/>
+              <w:bottom w:type="dxa" w:w="60"/>
+              <w:right w:type="dxa" w:w="110"/>
+            </w:tcMar>
+          </w:tcPr>
+          <w:p>
+            <w:pPr>
+              <w:spacing w:after="0" w:before="0"/>
+            </w:pPr>
+            <w:r>
+              <w:rPr>
+                <w:rFonts w:ascii="Arial" w:cs="Arial" w:eastAsia="Arial" w:hAnsi="Arial"/>
+                <w:color w:val="1C2B3A"/>
+                <w:sz w:val="18"/>
+                <w:szCs w:val="18"/>
+              </w:rPr>
+              <w:t xml:space="preserve">that whole </w:t>
+            </w:r>
+            <w:r>
+              <w:rPr>
+                <w:rFonts w:ascii="Consolas" w:cs="Consolas" w:eastAsia="Consolas" w:hAnsi="Consolas"/>
+                <w:color w:val="2A4258"/>
+                <w:sz w:val="16"/>
+                <w:szCs w:val="16"/>
+                <w:shd w:fill="F2F0EA" w:val="clear"/>
+              </w:rPr>
+              <w:t xml:space="preserve">index.html</w:t>
+            </w:r>
+            <w:r>
+              <w:rPr>
+                <w:rFonts w:ascii="Arial" w:cs="Arial" w:eastAsia="Arial" w:hAnsi="Arial"/>
+                <w:color w:val="1C2B3A"/>
+                <w:sz w:val="18"/>
+                <w:szCs w:val="18"/>
+              </w:rPr>
+              <w:t xml:space="preserve">, which the app hands you with the new password already in it</w:t>
+            </w:r>
+          </w:p>
+        </w:tc>
+      </w:tr>
+      <w:tr>
+        <w:tc>
+          <w:tcPr>
+            <w:tcW w:type="dxa" w:w="3442"/>
+            <w:shd w:fill="FFFFFF" w:val="clear"/>
+            <w:tcMar>
+              <w:top w:type="dxa" w:w="60"/>
+              <w:left w:type="dxa" w:w="110"/>
+              <w:bottom w:type="dxa" w:w="60"/>
+              <w:right w:type="dxa" w:w="110"/>
+            </w:tcMar>
+          </w:tcPr>
+          <w:p>
+            <w:pPr>
+              <w:spacing w:after="0" w:before="0"/>
+            </w:pPr>
+            <w:r>
+              <w:rPr>
+                <w:rFonts w:ascii="Arial" w:cs="Arial" w:eastAsia="Arial" w:hAnsi="Arial"/>
+                <w:color w:val="1C2B3A"/>
+                <w:sz w:val="18"/>
+                <w:szCs w:val="18"/>
+              </w:rPr>
+              <w:t xml:space="preserve">a folder</w:t>
+            </w:r>
+          </w:p>
+        </w:tc>
+        <w:tc>
+          <w:tcPr>
+            <w:tcW w:type="dxa" w:w="5584"/>
+            <w:shd w:fill="FFFFFF" w:val="clear"/>
+            <w:tcMar>
+              <w:top w:type="dxa" w:w="60"/>
+              <w:left w:type="dxa" w:w="110"/>
+              <w:bottom w:type="dxa" w:w="60"/>
+              <w:right w:type="dxa" w:w="110"/>
+            </w:tcMar>
+          </w:tcPr>
+          <w:p>
+            <w:pPr>
+              <w:spacing w:after="0" w:before="0"/>
+            </w:pPr>
+            <w:r>
+              <w:rPr>
+                <w:rFonts w:ascii="Consolas" w:cs="Consolas" w:eastAsia="Consolas" w:hAnsi="Consolas"/>
+                <w:color w:val="2A4258"/>
+                <w:sz w:val="16"/>
+                <w:szCs w:val="16"/>
+                <w:shd w:fill="F2F0EA" w:val="clear"/>
+              </w:rPr>
+              <w:t xml:space="preserve">assets/settings-password.js</w:t>
+            </w:r>
+            <w:r>
+              <w:rPr>
+                <w:rFonts w:ascii="Arial" w:cs="Arial" w:eastAsia="Arial" w:hAnsi="Arial"/>
+                <w:color w:val="1C2B3A"/>
+                <w:sz w:val="18"/>
+                <w:szCs w:val="18"/>
+              </w:rPr>
+              <w:t xml:space="preserve"> inside it — 15 lines</w:t>
+            </w:r>
+          </w:p>
+        </w:tc>
+      </w:tr>
+    </w:tbl>
+    <w:p>
+      <w:pPr>
+        <w:spacing w:after="200"/>
+      </w:pPr>
+    </w:p>
+    <w:p>
+      <w:pPr>
+        <w:spacing w:after="160" w:line="276"/>
+      </w:pPr>
+      <w:r>
+        <w:rPr>
+          <w:rFonts w:ascii="Arial" w:cs="Arial" w:eastAsia="Arial" w:hAnsi="Arial"/>
+          <w:color w:val="1C2B3A"/>
+          <w:sz w:val="20"/>
+          <w:szCs w:val="20"/>
+        </w:rPr>
+        <w:t xml:space="preserve">The checking code lives in </w:t>
       </w:r>
       <w:r>
         <w:rPr>
@@ -332,16 +585,492 @@
           <w:szCs w:val="18"/>
           <w:shd w:fill="F2F0EA" w:val="clear"/>
         </w:rPr>
-        <w:t xml:space="preserve">assets/settings-password.js</w:t>
-      </w:r>
-      <w:r>
-        <w:rPr>
-          <w:rFonts w:ascii="Arial" w:cs="Arial" w:eastAsia="Arial" w:hAnsi="Arial"/>
-          <w:color w:val="1C2B3A"/>
-          <w:sz w:val="20"/>
-          <w:szCs w:val="20"/>
-        </w:rPr>
-        <w:t xml:space="preserve">. Changing the password means replacing that one file and deploying again. Nothing else in the folder changes.</w:t>
+        <w:t xml:space="preserve">assets/settings-lock.js</w:t>
+      </w:r>
+      <w:r>
+        <w:rPr>
+          <w:rFonts w:ascii="Arial" w:cs="Arial" w:eastAsia="Arial" w:hAnsi="Arial"/>
+          <w:color w:val="1C2B3A"/>
+          <w:sz w:val="20"/>
+          <w:szCs w:val="20"/>
+        </w:rPr>
+        <w:t xml:space="preserve"> and never changes.</w:t>
+      </w:r>
+    </w:p>
+    <w:p>
+      <w:pPr>
+        <w:pBdr>
+          <w:bottom w:val="single" w:color="C9C2B4" w:sz="6" w:space="1"/>
+        </w:pBdr>
+        <w:spacing w:after="200" w:before="200"/>
+      </w:pPr>
+    </w:p>
+    <w:p>
+      <w:pPr>
+        <w:pStyle w:val="Heading1"/>
+        <w:spacing w:after="140" w:before="320"/>
+      </w:pPr>
+      <w:r>
+        <w:rPr>
+          <w:rFonts w:ascii="Arial" w:cs="Arial" w:eastAsia="Arial" w:hAnsi="Arial"/>
+          <w:b/>
+          <w:bCs/>
+          <w:color w:val="2A4258"/>
+          <w:sz w:val="30"/>
+          <w:szCs w:val="30"/>
+        </w:rPr>
+        <w:t xml:space="preserve">Set the password from inside the app</w:t>
+      </w:r>
+    </w:p>
+    <w:p>
+      <w:pPr>
+        <w:spacing w:after="160" w:line="276"/>
+      </w:pPr>
+      <w:r>
+        <w:rPr>
+          <w:rFonts w:ascii="Arial" w:cs="Arial" w:eastAsia="Arial" w:hAnsi="Arial"/>
+          <w:color w:val="1C2B3A"/>
+          <w:sz w:val="20"/>
+          <w:szCs w:val="20"/>
+        </w:rPr>
+        <w:t xml:space="preserve">No Node, no terminal, nothing installed. This is the way to do it on a drag-and-drop Netlify site.</w:t>
+      </w:r>
+    </w:p>
+    <w:p>
+      <w:pPr>
+        <w:pStyle w:val="ListParagraph"/>
+        <w:numPr>
+          <w:ilvl w:val="0"/>
+          <w:numId w:val="3"/>
+        </w:numPr>
+        <w:spacing w:after="80"/>
+      </w:pPr>
+      <w:r>
+        <w:rPr>
+          <w:rFonts w:ascii="Arial" w:cs="Arial" w:eastAsia="Arial" w:hAnsi="Arial"/>
+          <w:color w:val="1C2B3A"/>
+          <w:sz w:val="20"/>
+          <w:szCs w:val="20"/>
+        </w:rPr>
+        <w:t xml:space="preserve">Open the site and go to </w:t>
+      </w:r>
+      <w:r>
+        <w:rPr>
+          <w:rFonts w:ascii="Arial" w:cs="Arial" w:eastAsia="Arial" w:hAnsi="Arial"/>
+          <w:b/>
+          <w:bCs/>
+          <w:color w:val="1C2B3A"/>
+          <w:sz w:val="20"/>
+          <w:szCs w:val="20"/>
+        </w:rPr>
+        <w:t xml:space="preserve">Settings</w:t>
+      </w:r>
+      <w:r>
+        <w:rPr>
+          <w:rFonts w:ascii="Arial" w:cs="Arial" w:eastAsia="Arial" w:hAnsi="Arial"/>
+          <w:color w:val="1C2B3A"/>
+          <w:sz w:val="20"/>
+          <w:szCs w:val="20"/>
+        </w:rPr>
+        <w:t xml:space="preserve"> (the gear in the banner).</w:t>
+      </w:r>
+    </w:p>
+    <w:p>
+      <w:pPr>
+        <w:pStyle w:val="ListParagraph"/>
+        <w:numPr>
+          <w:ilvl w:val="0"/>
+          <w:numId w:val="3"/>
+        </w:numPr>
+        <w:spacing w:after="80"/>
+      </w:pPr>
+      <w:r>
+        <w:rPr>
+          <w:rFonts w:ascii="Arial" w:cs="Arial" w:eastAsia="Arial" w:hAnsi="Arial"/>
+          <w:color w:val="1C2B3A"/>
+          <w:sz w:val="20"/>
+          <w:szCs w:val="20"/>
+        </w:rPr>
+        <w:t xml:space="preserve">Scroll to </w:t>
+      </w:r>
+      <w:r>
+        <w:rPr>
+          <w:rFonts w:ascii="Arial" w:cs="Arial" w:eastAsia="Arial" w:hAnsi="Arial"/>
+          <w:b/>
+          <w:bCs/>
+          <w:color w:val="1C2B3A"/>
+          <w:sz w:val="20"/>
+          <w:szCs w:val="20"/>
+        </w:rPr>
+        <w:t xml:space="preserve">C · Password on this screen</w:t>
+      </w:r>
+      <w:r>
+        <w:rPr>
+          <w:rFonts w:ascii="Arial" w:cs="Arial" w:eastAsia="Arial" w:hAnsi="Arial"/>
+          <w:color w:val="1C2B3A"/>
+          <w:sz w:val="20"/>
+          <w:szCs w:val="20"/>
+        </w:rPr>
+        <w:t xml:space="preserve">. It tells you which shape this site is deployed in, so you do not have to remember.</w:t>
+      </w:r>
+    </w:p>
+    <w:p>
+      <w:pPr>
+        <w:pStyle w:val="ListParagraph"/>
+        <w:numPr>
+          <w:ilvl w:val="0"/>
+          <w:numId w:val="3"/>
+        </w:numPr>
+        <w:spacing w:after="80"/>
+      </w:pPr>
+      <w:r>
+        <w:rPr>
+          <w:rFonts w:ascii="Arial" w:cs="Arial" w:eastAsia="Arial" w:hAnsi="Arial"/>
+          <w:color w:val="1C2B3A"/>
+          <w:sz w:val="20"/>
+          <w:szCs w:val="20"/>
+        </w:rPr>
+        <w:t xml:space="preserve">Type the password twice and click </w:t>
+      </w:r>
+      <w:r>
+        <w:rPr>
+          <w:rFonts w:ascii="Arial" w:cs="Arial" w:eastAsia="Arial" w:hAnsi="Arial"/>
+          <w:b/>
+          <w:bCs/>
+          <w:color w:val="1C2B3A"/>
+          <w:sz w:val="20"/>
+          <w:szCs w:val="20"/>
+        </w:rPr>
+        <w:t xml:space="preserve">Create the file</w:t>
+      </w:r>
+      <w:r>
+        <w:rPr>
+          <w:rFonts w:ascii="Arial" w:cs="Arial" w:eastAsia="Arial" w:hAnsi="Arial"/>
+          <w:color w:val="1C2B3A"/>
+          <w:sz w:val="20"/>
+          <w:szCs w:val="20"/>
+        </w:rPr>
+        <w:t xml:space="preserve">.</w:t>
+      </w:r>
+    </w:p>
+    <w:p>
+      <w:pPr>
+        <w:spacing w:after="160" w:line="276"/>
+      </w:pPr>
+      <w:r>
+        <w:rPr>
+          <w:rFonts w:ascii="Arial" w:cs="Arial" w:eastAsia="Arial" w:hAnsi="Arial"/>
+          <w:b/>
+          <w:bCs/>
+          <w:color w:val="1C2B3A"/>
+          <w:sz w:val="20"/>
+          <w:szCs w:val="20"/>
+        </w:rPr>
+        <w:t xml:space="preserve">On a single-file site</w:t>
+      </w:r>
+      <w:r>
+        <w:rPr>
+          <w:rFonts w:ascii="Arial" w:cs="Arial" w:eastAsia="Arial" w:hAnsi="Arial"/>
+          <w:color w:val="1C2B3A"/>
+          <w:sz w:val="20"/>
+          <w:szCs w:val="20"/>
+        </w:rPr>
+        <w:t xml:space="preserve">, which is what is live today, it downloads a complete </w:t>
+      </w:r>
+      <w:r>
+        <w:rPr>
+          <w:rFonts w:ascii="Consolas" w:cs="Consolas" w:eastAsia="Consolas" w:hAnsi="Consolas"/>
+          <w:color w:val="2A4258"/>
+          <w:sz w:val="18"/>
+          <w:szCs w:val="18"/>
+          <w:shd w:fill="F2F0EA" w:val="clear"/>
+        </w:rPr>
+        <w:t xml:space="preserve">index.html</w:t>
+      </w:r>
+      <w:r>
+        <w:rPr>
+          <w:rFonts w:ascii="Arial" w:cs="Arial" w:eastAsia="Arial" w:hAnsi="Arial"/>
+          <w:color w:val="1C2B3A"/>
+          <w:sz w:val="20"/>
+          <w:szCs w:val="20"/>
+        </w:rPr>
+        <w:t xml:space="preserve"> — this site with the new password already in it. Netlify → your site → </w:t>
+      </w:r>
+      <w:r>
+        <w:rPr>
+          <w:rFonts w:ascii="Arial" w:cs="Arial" w:eastAsia="Arial" w:hAnsi="Arial"/>
+          <w:b/>
+          <w:bCs/>
+          <w:color w:val="1C2B3A"/>
+          <w:sz w:val="20"/>
+          <w:szCs w:val="20"/>
+        </w:rPr>
+        <w:t xml:space="preserve">Deploys</w:t>
+      </w:r>
+      <w:r>
+        <w:rPr>
+          <w:rFonts w:ascii="Arial" w:cs="Arial" w:eastAsia="Arial" w:hAnsi="Arial"/>
+          <w:color w:val="1C2B3A"/>
+          <w:sz w:val="20"/>
+          <w:szCs w:val="20"/>
+        </w:rPr>
+        <w:t xml:space="preserve"> → drag that </w:t>
+      </w:r>
+      <w:r>
+        <w:rPr>
+          <w:rFonts w:ascii="Consolas" w:cs="Consolas" w:eastAsia="Consolas" w:hAnsi="Consolas"/>
+          <w:color w:val="2A4258"/>
+          <w:sz w:val="18"/>
+          <w:szCs w:val="18"/>
+          <w:shd w:fill="F2F0EA" w:val="clear"/>
+        </w:rPr>
+        <w:t xml:space="preserve">index.html</w:t>
+      </w:r>
+      <w:r>
+        <w:rPr>
+          <w:rFonts w:ascii="Arial" w:cs="Arial" w:eastAsia="Arial" w:hAnsi="Arial"/>
+          <w:color w:val="1C2B3A"/>
+          <w:sz w:val="20"/>
+          <w:szCs w:val="20"/>
+        </w:rPr>
+        <w:t xml:space="preserve"> onto the drop zone. Done.</w:t>
+      </w:r>
+    </w:p>
+    <w:p>
+      <w:pPr>
+        <w:spacing w:after="160" w:line="276"/>
+      </w:pPr>
+      <w:r>
+        <w:rPr>
+          <w:rFonts w:ascii="Arial" w:cs="Arial" w:eastAsia="Arial" w:hAnsi="Arial"/>
+          <w:color w:val="1C2B3A"/>
+          <w:sz w:val="20"/>
+          <w:szCs w:val="20"/>
+        </w:rPr>
+        <w:t xml:space="preserve">The copy it gives you is the page as the server sent it, with only the password block changed. Nothing you have typed into Settings goes into it, so a flow URL sitting in the box above cannot be published by accident.</w:t>
+      </w:r>
+    </w:p>
+    <w:p>
+      <w:pPr>
+        <w:spacing w:after="160" w:line="276"/>
+      </w:pPr>
+      <w:r>
+        <w:rPr>
+          <w:rFonts w:ascii="Arial" w:cs="Arial" w:eastAsia="Arial" w:hAnsi="Arial"/>
+          <w:b/>
+          <w:bCs/>
+          <w:color w:val="1C2B3A"/>
+          <w:sz w:val="20"/>
+          <w:szCs w:val="20"/>
+        </w:rPr>
+        <w:t xml:space="preserve">On a folder site</w:t>
+      </w:r>
+      <w:r>
+        <w:rPr>
+          <w:rFonts w:ascii="Arial" w:cs="Arial" w:eastAsia="Arial" w:hAnsi="Arial"/>
+          <w:color w:val="1C2B3A"/>
+          <w:sz w:val="20"/>
+          <w:szCs w:val="20"/>
+        </w:rPr>
+        <w:t xml:space="preserve">, it downloads </w:t>
+      </w:r>
+      <w:r>
+        <w:rPr>
+          <w:rFonts w:ascii="Consolas" w:cs="Consolas" w:eastAsia="Consolas" w:hAnsi="Consolas"/>
+          <w:color w:val="2A4258"/>
+          <w:sz w:val="18"/>
+          <w:szCs w:val="18"/>
+          <w:shd w:fill="F2F0EA" w:val="clear"/>
+        </w:rPr>
+        <w:t xml:space="preserve">settings-password.js</w:t>
+      </w:r>
+      <w:r>
+        <w:rPr>
+          <w:rFonts w:ascii="Arial" w:cs="Arial" w:eastAsia="Arial" w:hAnsi="Arial"/>
+          <w:color w:val="1C2B3A"/>
+          <w:sz w:val="20"/>
+          <w:szCs w:val="20"/>
+        </w:rPr>
+        <w:t xml:space="preserve"> instead. Put it in the folder's </w:t>
+      </w:r>
+      <w:r>
+        <w:rPr>
+          <w:rFonts w:ascii="Consolas" w:cs="Consolas" w:eastAsia="Consolas" w:hAnsi="Consolas"/>
+          <w:color w:val="2A4258"/>
+          <w:sz w:val="18"/>
+          <w:szCs w:val="18"/>
+          <w:shd w:fill="F2F0EA" w:val="clear"/>
+        </w:rPr>
+        <w:t xml:space="preserve">assets</w:t>
+      </w:r>
+      <w:r>
+        <w:rPr>
+          <w:rFonts w:ascii="Arial" w:cs="Arial" w:eastAsia="Arial" w:hAnsi="Arial"/>
+          <w:color w:val="1C2B3A"/>
+          <w:sz w:val="20"/>
+          <w:szCs w:val="20"/>
+        </w:rPr>
+        <w:t xml:space="preserve"> folder, replacing the one there, and drag the folder.</w:t>
+      </w:r>
+    </w:p>
+    <w:p>
+      <w:pPr>
+        <w:spacing w:after="160" w:line="276"/>
+      </w:pPr>
+      <w:r>
+        <w:rPr>
+          <w:rFonts w:ascii="Arial" w:cs="Arial" w:eastAsia="Arial" w:hAnsi="Arial"/>
+          <w:color w:val="1C2B3A"/>
+          <w:sz w:val="20"/>
+          <w:szCs w:val="20"/>
+        </w:rPr>
+        <w:t xml:space="preserve">Either way the password itself is not in what you downloaded — only a hash of it. The next person to open the site gets the lock.</w:t>
+      </w:r>
+    </w:p>
+    <w:p>
+      <w:pPr>
+        <w:spacing w:after="160" w:line="276"/>
+      </w:pPr>
+      <w:r>
+        <w:rPr>
+          <w:rFonts w:ascii="Arial" w:cs="Arial" w:eastAsia="Arial" w:hAnsi="Arial"/>
+          <w:b/>
+          <w:bCs/>
+          <w:color w:val="1C2B3A"/>
+          <w:sz w:val="20"/>
+          <w:szCs w:val="20"/>
+        </w:rPr>
+        <w:t xml:space="preserve">Until that deploy finishes, the live site still has the old password — or none.</w:t>
+      </w:r>
+      <w:r>
+        <w:rPr>
+          <w:rFonts w:ascii="Arial" w:cs="Arial" w:eastAsia="Arial" w:hAnsi="Arial"/>
+          <w:color w:val="1C2B3A"/>
+          <w:sz w:val="20"/>
+          <w:szCs w:val="20"/>
+        </w:rPr>
+        <w:t xml:space="preserve"> Making the file changes nothing on its own.</w:t>
+      </w:r>
+    </w:p>
+    <w:p>
+      <w:pPr>
+        <w:pStyle w:val="Heading2"/>
+        <w:spacing w:after="140" w:before="320"/>
+      </w:pPr>
+      <w:r>
+        <w:rPr>
+          <w:rFonts w:ascii="Arial" w:cs="Arial" w:eastAsia="Arial" w:hAnsi="Arial"/>
+          <w:b/>
+          <w:bCs/>
+          <w:color w:val="2A4258"/>
+          <w:sz w:val="24"/>
+          <w:szCs w:val="24"/>
+        </w:rPr>
+        <w:t xml:space="preserve">Taking it off again</w:t>
+      </w:r>
+    </w:p>
+    <w:p>
+      <w:pPr>
+        <w:spacing w:after="160" w:line="276"/>
+      </w:pPr>
+      <w:r>
+        <w:rPr>
+          <w:rFonts w:ascii="Arial" w:cs="Arial" w:eastAsia="Arial" w:hAnsi="Arial"/>
+          <w:color w:val="1C2B3A"/>
+          <w:sz w:val="20"/>
+          <w:szCs w:val="20"/>
+        </w:rPr>
+        <w:t xml:space="preserve">Same screen, the </w:t>
+      </w:r>
+      <w:r>
+        <w:rPr>
+          <w:rFonts w:ascii="Arial" w:cs="Arial" w:eastAsia="Arial" w:hAnsi="Arial"/>
+          <w:b/>
+          <w:bCs/>
+          <w:color w:val="1C2B3A"/>
+          <w:sz w:val="20"/>
+          <w:szCs w:val="20"/>
+        </w:rPr>
+        <w:t xml:space="preserve">Make a file with no password</w:t>
+      </w:r>
+      <w:r>
+        <w:rPr>
+          <w:rFonts w:ascii="Arial" w:cs="Arial" w:eastAsia="Arial" w:hAnsi="Arial"/>
+          <w:color w:val="1C2B3A"/>
+          <w:sz w:val="20"/>
+          <w:szCs w:val="20"/>
+        </w:rPr>
+        <w:t xml:space="preserve"> button. Replace and deploy the same way. Settings goes back to being open to anyone.</w:t>
+      </w:r>
+    </w:p>
+    <w:p>
+      <w:pPr>
+        <w:pStyle w:val="Heading2"/>
+        <w:spacing w:after="140" w:before="320"/>
+      </w:pPr>
+      <w:r>
+        <w:rPr>
+          <w:rFonts w:ascii="Arial" w:cs="Arial" w:eastAsia="Arial" w:hAnsi="Arial"/>
+          <w:b/>
+          <w:bCs/>
+          <w:color w:val="2A4258"/>
+          <w:sz w:val="24"/>
+          <w:szCs w:val="24"/>
+        </w:rPr>
+        <w:t xml:space="preserve">Changing it</w:t>
+      </w:r>
+    </w:p>
+    <w:p>
+      <w:pPr>
+        <w:spacing w:after="160" w:line="276"/>
+      </w:pPr>
+      <w:r>
+        <w:rPr>
+          <w:rFonts w:ascii="Arial" w:cs="Arial" w:eastAsia="Arial" w:hAnsi="Arial"/>
+          <w:color w:val="1C2B3A"/>
+          <w:sz w:val="20"/>
+          <w:szCs w:val="20"/>
+        </w:rPr>
+        <w:t xml:space="preserve">Same as setting it. Changing the password also shuts out anyone already inside: the app remembers an unlock against the hash, so a new hash means everyone is asked again.</w:t>
+      </w:r>
+    </w:p>
+    <w:p>
+      <w:pPr>
+        <w:pBdr>
+          <w:bottom w:val="single" w:color="C9C2B4" w:sz="6" w:space="1"/>
+        </w:pBdr>
+        <w:spacing w:after="200" w:before="200"/>
+      </w:pPr>
+    </w:p>
+    <w:p>
+      <w:pPr>
+        <w:pStyle w:val="Heading1"/>
+        <w:spacing w:after="140" w:before="320"/>
+      </w:pPr>
+      <w:r>
+        <w:rPr>
+          <w:rFonts w:ascii="Arial" w:cs="Arial" w:eastAsia="Arial" w:hAnsi="Arial"/>
+          <w:b/>
+          <w:bCs/>
+          <w:color w:val="2A4258"/>
+          <w:sz w:val="30"/>
+          <w:szCs w:val="30"/>
+        </w:rPr>
+        <w:t xml:space="preserve">Or, if you have Node installed</w:t>
+      </w:r>
+    </w:p>
+    <w:p>
+      <w:pPr>
+        <w:spacing w:after="160" w:line="276"/>
+      </w:pPr>
+      <w:r>
+        <w:rPr>
+          <w:rFonts w:ascii="Arial" w:cs="Arial" w:eastAsia="Arial" w:hAnsi="Arial"/>
+          <w:color w:val="1C2B3A"/>
+          <w:sz w:val="20"/>
+          <w:szCs w:val="20"/>
+        </w:rPr>
+        <w:t xml:space="preserve">Same job, from the root of this repository:</w:t>
       </w:r>
     </w:p>
     <w:p>
@@ -360,7 +1089,7 @@
           <w:sz w:val="17"/>
           <w:szCs w:val="17"/>
         </w:rPr>
-        <w:t xml:space="preserve">assets/settings-password.js    &lt;- the only file that changes. 15 lines.</w:t>
+        <w:t xml:space="preserve">node tools/set-settings-password.js "the password you want"</w:t>
       </w:r>
     </w:p>
     <w:p>
@@ -379,7 +1108,54 @@
           <w:sz w:val="17"/>
           <w:szCs w:val="17"/>
         </w:rPr>
-        <w:t xml:space="preserve">assets/settings-lock.js        &lt;- the checking code. never changes.</w:t>
+        <w:t xml:space="preserve">node tools/set-settings-password.js --clear</w:t>
+      </w:r>
+    </w:p>
+    <w:p>
+      <w:pPr>
+        <w:spacing w:after="160" w:line="276"/>
+      </w:pPr>
+      <w:r>
+        <w:rPr>
+          <w:rFonts w:ascii="Arial" w:cs="Arial" w:eastAsia="Arial" w:hAnsi="Arial"/>
+          <w:color w:val="1C2B3A"/>
+          <w:sz w:val="20"/>
+          <w:szCs w:val="20"/>
+        </w:rPr>
+        <w:t xml:space="preserve">It writes </w:t>
+      </w:r>
+      <w:r>
+        <w:rPr>
+          <w:rFonts w:ascii="Consolas" w:cs="Consolas" w:eastAsia="Consolas" w:hAnsi="Consolas"/>
+          <w:color w:val="2A4258"/>
+          <w:sz w:val="18"/>
+          <w:szCs w:val="18"/>
+          <w:shd w:fill="F2F0EA" w:val="clear"/>
+        </w:rPr>
+        <w:t xml:space="preserve">assets/settings-password.js</w:t>
+      </w:r>
+      <w:r>
+        <w:rPr>
+          <w:rFonts w:ascii="Arial" w:cs="Arial" w:eastAsia="Arial" w:hAnsi="Arial"/>
+          <w:color w:val="1C2B3A"/>
+          <w:sz w:val="20"/>
+          <w:szCs w:val="20"/>
+        </w:rPr>
+        <w:t xml:space="preserve"> in place, so there is nothing to move — just deploy the folder. It uses the app's own hashing code rather than a copy, so the two cannot drift apart.</w:t>
+      </w:r>
+    </w:p>
+    <w:p>
+      <w:pPr>
+        <w:spacing w:after="160" w:line="276"/>
+      </w:pPr>
+      <w:r>
+        <w:rPr>
+          <w:rFonts w:ascii="Arial" w:cs="Arial" w:eastAsia="Arial" w:hAnsi="Arial"/>
+          <w:color w:val="1C2B3A"/>
+          <w:sz w:val="20"/>
+          <w:szCs w:val="20"/>
+        </w:rPr>
+        <w:t xml:space="preserve">If the site is ever linked to Git, that same file is what you commit and push, and the push is the deploy.</w:t>
       </w:r>
     </w:p>
     <w:p>
@@ -404,139 +1180,13 @@
           <w:sz w:val="30"/>
           <w:szCs w:val="30"/>
         </w:rPr>
-        <w:t xml:space="preserve">Set the password from inside the app</w:t>
-      </w:r>
-    </w:p>
-    <w:p>
-      <w:pPr>
-        <w:spacing w:after="160" w:line="276"/>
-      </w:pPr>
-      <w:r>
-        <w:rPr>
-          <w:rFonts w:ascii="Arial" w:cs="Arial" w:eastAsia="Arial" w:hAnsi="Arial"/>
-          <w:color w:val="1C2B3A"/>
-          <w:sz w:val="20"/>
-          <w:szCs w:val="20"/>
-        </w:rPr>
-        <w:t xml:space="preserve">No Node, no terminal, nothing installed. This is the way to do it on a drag-and-drop Netlify site.</w:t>
-      </w:r>
-    </w:p>
-    <w:p>
-      <w:pPr>
-        <w:pStyle w:val="ListParagraph"/>
-        <w:numPr>
-          <w:ilvl w:val="0"/>
-          <w:numId w:val="3"/>
-        </w:numPr>
-        <w:spacing w:after="80"/>
-      </w:pPr>
-      <w:r>
-        <w:rPr>
-          <w:rFonts w:ascii="Arial" w:cs="Arial" w:eastAsia="Arial" w:hAnsi="Arial"/>
-          <w:color w:val="1C2B3A"/>
-          <w:sz w:val="20"/>
-          <w:szCs w:val="20"/>
-        </w:rPr>
-        <w:t xml:space="preserve">Open the site and go to </w:t>
-      </w:r>
-      <w:r>
-        <w:rPr>
-          <w:rFonts w:ascii="Arial" w:cs="Arial" w:eastAsia="Arial" w:hAnsi="Arial"/>
-          <w:b/>
-          <w:bCs/>
-          <w:color w:val="1C2B3A"/>
-          <w:sz w:val="20"/>
-          <w:szCs w:val="20"/>
-        </w:rPr>
-        <w:t xml:space="preserve">Settings</w:t>
-      </w:r>
-      <w:r>
-        <w:rPr>
-          <w:rFonts w:ascii="Arial" w:cs="Arial" w:eastAsia="Arial" w:hAnsi="Arial"/>
-          <w:color w:val="1C2B3A"/>
-          <w:sz w:val="20"/>
-          <w:szCs w:val="20"/>
-        </w:rPr>
-        <w:t xml:space="preserve"> (the gear in the banner).</w:t>
-      </w:r>
-    </w:p>
-    <w:p>
-      <w:pPr>
-        <w:pStyle w:val="ListParagraph"/>
-        <w:numPr>
-          <w:ilvl w:val="0"/>
-          <w:numId w:val="3"/>
-        </w:numPr>
-        <w:spacing w:after="80"/>
-      </w:pPr>
-      <w:r>
-        <w:rPr>
-          <w:rFonts w:ascii="Arial" w:cs="Arial" w:eastAsia="Arial" w:hAnsi="Arial"/>
-          <w:color w:val="1C2B3A"/>
-          <w:sz w:val="20"/>
-          <w:szCs w:val="20"/>
-        </w:rPr>
-        <w:t xml:space="preserve">Scroll to </w:t>
-      </w:r>
-      <w:r>
-        <w:rPr>
-          <w:rFonts w:ascii="Arial" w:cs="Arial" w:eastAsia="Arial" w:hAnsi="Arial"/>
-          <w:b/>
-          <w:bCs/>
-          <w:color w:val="1C2B3A"/>
-          <w:sz w:val="20"/>
-          <w:szCs w:val="20"/>
-        </w:rPr>
-        <w:t xml:space="preserve">C · Password on this screen</w:t>
-      </w:r>
-      <w:r>
-        <w:rPr>
-          <w:rFonts w:ascii="Arial" w:cs="Arial" w:eastAsia="Arial" w:hAnsi="Arial"/>
-          <w:color w:val="1C2B3A"/>
-          <w:sz w:val="20"/>
-          <w:szCs w:val="20"/>
-        </w:rPr>
-        <w:t xml:space="preserve">.</w:t>
-      </w:r>
-    </w:p>
-    <w:p>
-      <w:pPr>
-        <w:pStyle w:val="ListParagraph"/>
-        <w:numPr>
-          <w:ilvl w:val="0"/>
-          <w:numId w:val="3"/>
-        </w:numPr>
-        <w:spacing w:after="80"/>
-      </w:pPr>
-      <w:r>
-        <w:rPr>
-          <w:rFonts w:ascii="Arial" w:cs="Arial" w:eastAsia="Arial" w:hAnsi="Arial"/>
-          <w:color w:val="1C2B3A"/>
-          <w:sz w:val="20"/>
-          <w:szCs w:val="20"/>
-        </w:rPr>
-        <w:t xml:space="preserve">Type the password twice and click </w:t>
-      </w:r>
-      <w:r>
-        <w:rPr>
-          <w:rFonts w:ascii="Arial" w:cs="Arial" w:eastAsia="Arial" w:hAnsi="Arial"/>
-          <w:b/>
-          <w:bCs/>
-          <w:color w:val="1C2B3A"/>
-          <w:sz w:val="20"/>
-          <w:szCs w:val="20"/>
-        </w:rPr>
-        <w:t xml:space="preserve">Create the file</w:t>
-      </w:r>
-      <w:r>
-        <w:rPr>
-          <w:rFonts w:ascii="Arial" w:cs="Arial" w:eastAsia="Arial" w:hAnsi="Arial"/>
-          <w:color w:val="1C2B3A"/>
-          <w:sz w:val="20"/>
-          <w:szCs w:val="20"/>
-        </w:rPr>
-        <w:t xml:space="preserve">. After a moment it downloads </w:t>
-      </w:r>
+        <w:t xml:space="preserve">If you hand out the standalone file</w:t>
+      </w:r>
+    </w:p>
+    <w:p>
+      <w:pPr>
+        <w:spacing w:after="160" w:line="276"/>
+      </w:pPr>
       <w:r>
         <w:rPr>
           <w:rFonts w:ascii="Consolas" w:cs="Consolas" w:eastAsia="Consolas" w:hAnsi="Consolas"/>
@@ -545,274 +1195,49 @@
           <w:szCs w:val="18"/>
           <w:shd w:fill="F2F0EA" w:val="clear"/>
         </w:rPr>
-        <w:t xml:space="preserve">settings-password.js</w:t>
-      </w:r>
-      <w:r>
-        <w:rPr>
-          <w:rFonts w:ascii="Arial" w:cs="Arial" w:eastAsia="Arial" w:hAnsi="Arial"/>
-          <w:color w:val="1C2B3A"/>
-          <w:sz w:val="20"/>
-          <w:szCs w:val="20"/>
-        </w:rPr>
-        <w:t xml:space="preserve">. The password is not in that file — only a hash of it.</w:t>
-      </w:r>
-    </w:p>
-    <w:p>
-      <w:pPr>
-        <w:pStyle w:val="ListParagraph"/>
-        <w:numPr>
-          <w:ilvl w:val="0"/>
-          <w:numId w:val="3"/>
-        </w:numPr>
-        <w:spacing w:after="80"/>
-      </w:pPr>
-      <w:r>
-        <w:rPr>
-          <w:rFonts w:ascii="Arial" w:cs="Arial" w:eastAsia="Arial" w:hAnsi="Arial"/>
-          <w:color w:val="1C2B3A"/>
-          <w:sz w:val="20"/>
-          <w:szCs w:val="20"/>
-        </w:rPr>
-        <w:t xml:space="preserve">Find the folder you drag onto Netlify and open its </w:t>
-      </w:r>
+        <w:t xml:space="preserve">Variation Cover Sheet.html</w:t>
+      </w:r>
+      <w:r>
+        <w:rPr>
+          <w:rFonts w:ascii="Arial" w:cs="Arial" w:eastAsia="Arial" w:hAnsi="Arial"/>
+          <w:color w:val="1C2B3A"/>
+          <w:sz w:val="20"/>
+          <w:szCs w:val="20"/>
+        </w:rPr>
+        <w:t xml:space="preserve"> is a single self-contained copy for emailing to someone who needs it offline. It is the same build as the live site, under a different name, and it bakes in whatever password was set when it was built.</w:t>
+      </w:r>
+    </w:p>
+    <w:p>
+      <w:pPr>
+        <w:spacing w:after="160" w:line="276"/>
+      </w:pPr>
+      <w:r>
+        <w:rPr>
+          <w:rFonts w:ascii="Arial" w:cs="Arial" w:eastAsia="Arial" w:hAnsi="Arial"/>
+          <w:color w:val="1C2B3A"/>
+          <w:sz w:val="20"/>
+          <w:szCs w:val="20"/>
+        </w:rPr>
+        <w:t xml:space="preserve">Opened straight off the disk it cannot rewrite itself — the button needs to read the page back over the network, and a file on disk is not served. So change the password on the website and send a fresh copy, or rebuild it:</w:t>
+      </w:r>
+    </w:p>
+    <w:p>
+      <w:pPr>
+        <w:pBdr>
+          <w:left w:val="single" w:color="4C5C6D" w:sz="12" w:space="8"/>
+        </w:pBdr>
+        <w:shd w:fill="F2F0EA" w:val="clear"/>
+        <w:spacing w:after="160" w:before="120"/>
+        <w:ind w:left="220" w:right="220"/>
+      </w:pPr>
       <w:r>
         <w:rPr>
           <w:rFonts w:ascii="Consolas" w:cs="Consolas" w:eastAsia="Consolas" w:hAnsi="Consolas"/>
-          <w:b/>
-          <w:bCs/>
-          <w:color w:val="2A4258"/>
-          <w:sz w:val="18"/>
-          <w:szCs w:val="18"/>
-          <w:shd w:fill="F2F0EA" w:val="clear"/>
-        </w:rPr>
-        <w:t xml:space="preserve">assets</w:t>
-      </w:r>
-      <w:r>
-        <w:rPr>
-          <w:rFonts w:ascii="Arial" w:cs="Arial" w:eastAsia="Arial" w:hAnsi="Arial"/>
-          <w:color w:val="1C2B3A"/>
-          <w:sz w:val="20"/>
-          <w:szCs w:val="20"/>
-        </w:rPr>
-        <w:t xml:space="preserve"> folder.</w:t>
-      </w:r>
-    </w:p>
-    <w:p>
-      <w:pPr>
-        <w:pStyle w:val="ListParagraph"/>
-        <w:numPr>
-          <w:ilvl w:val="0"/>
-          <w:numId w:val="3"/>
-        </w:numPr>
-        <w:spacing w:after="80"/>
-      </w:pPr>
-      <w:r>
-        <w:rPr>
-          <w:rFonts w:ascii="Arial" w:cs="Arial" w:eastAsia="Arial" w:hAnsi="Arial"/>
-          <w:color w:val="1C2B3A"/>
-          <w:sz w:val="20"/>
-          <w:szCs w:val="20"/>
-        </w:rPr>
-        <w:t xml:space="preserve">Move the downloaded </w:t>
-      </w:r>
-      <w:r>
-        <w:rPr>
-          <w:rFonts w:ascii="Consolas" w:cs="Consolas" w:eastAsia="Consolas" w:hAnsi="Consolas"/>
-          <w:color w:val="2A4258"/>
-          <w:sz w:val="18"/>
-          <w:szCs w:val="18"/>
-          <w:shd w:fill="F2F0EA" w:val="clear"/>
-        </w:rPr>
-        <w:t xml:space="preserve">settings-password.js</w:t>
-      </w:r>
-      <w:r>
-        <w:rPr>
-          <w:rFonts w:ascii="Arial" w:cs="Arial" w:eastAsia="Arial" w:hAnsi="Arial"/>
-          <w:color w:val="1C2B3A"/>
-          <w:sz w:val="20"/>
-          <w:szCs w:val="20"/>
-        </w:rPr>
-        <w:t xml:space="preserve"> in there, </w:t>
-      </w:r>
-      <w:r>
-        <w:rPr>
-          <w:rFonts w:ascii="Arial" w:cs="Arial" w:eastAsia="Arial" w:hAnsi="Arial"/>
-          <w:b/>
-          <w:bCs/>
-          <w:color w:val="1C2B3A"/>
-          <w:sz w:val="20"/>
-          <w:szCs w:val="20"/>
-        </w:rPr>
-        <w:t xml:space="preserve">replacing</w:t>
-      </w:r>
-      <w:r>
-        <w:rPr>
-          <w:rFonts w:ascii="Arial" w:cs="Arial" w:eastAsia="Arial" w:hAnsi="Arial"/>
-          <w:color w:val="1C2B3A"/>
-          <w:sz w:val="20"/>
-          <w:szCs w:val="20"/>
-        </w:rPr>
-        <w:t xml:space="preserve"> the one already in it.</w:t>
-      </w:r>
-    </w:p>
-    <w:p>
-      <w:pPr>
-        <w:pStyle w:val="ListParagraph"/>
-        <w:numPr>
-          <w:ilvl w:val="0"/>
-          <w:numId w:val="3"/>
-        </w:numPr>
-        <w:spacing w:after="80"/>
-      </w:pPr>
-      <w:r>
-        <w:rPr>
-          <w:rFonts w:ascii="Arial" w:cs="Arial" w:eastAsia="Arial" w:hAnsi="Arial"/>
-          <w:color w:val="1C2B3A"/>
-          <w:sz w:val="20"/>
-          <w:szCs w:val="20"/>
-        </w:rPr>
-        <w:t xml:space="preserve">Netlify → your site → </w:t>
-      </w:r>
-      <w:r>
-        <w:rPr>
-          <w:rFonts w:ascii="Arial" w:cs="Arial" w:eastAsia="Arial" w:hAnsi="Arial"/>
-          <w:b/>
-          <w:bCs/>
-          <w:color w:val="1C2B3A"/>
-          <w:sz w:val="20"/>
-          <w:szCs w:val="20"/>
-        </w:rPr>
-        <w:t xml:space="preserve">Deploys</w:t>
-      </w:r>
-      <w:r>
-        <w:rPr>
-          <w:rFonts w:ascii="Arial" w:cs="Arial" w:eastAsia="Arial" w:hAnsi="Arial"/>
-          <w:color w:val="1C2B3A"/>
-          <w:sz w:val="20"/>
-          <w:szCs w:val="20"/>
-        </w:rPr>
-        <w:t xml:space="preserve"> → drag the whole folder onto the drop zone.</w:t>
-      </w:r>
-    </w:p>
-    <w:p>
-      <w:pPr>
-        <w:spacing w:after="160" w:line="276"/>
-      </w:pPr>
-      <w:r>
-        <w:rPr>
-          <w:rFonts w:ascii="Arial" w:cs="Arial" w:eastAsia="Arial" w:hAnsi="Arial"/>
-          <w:color w:val="1C2B3A"/>
-          <w:sz w:val="20"/>
-          <w:szCs w:val="20"/>
-        </w:rPr>
-        <w:t xml:space="preserve">That is it. The next person to open the site gets the lock.</w:t>
-      </w:r>
-    </w:p>
-    <w:p>
-      <w:pPr>
-        <w:spacing w:after="160" w:line="276"/>
-      </w:pPr>
-      <w:r>
-        <w:rPr>
-          <w:rFonts w:ascii="Arial" w:cs="Arial" w:eastAsia="Arial" w:hAnsi="Arial"/>
-          <w:b/>
-          <w:bCs/>
-          <w:color w:val="1C2B3A"/>
-          <w:sz w:val="20"/>
-          <w:szCs w:val="20"/>
-        </w:rPr>
-        <w:t xml:space="preserve">Until that deploy finishes, the live site still has the old password — or none.</w:t>
-      </w:r>
-      <w:r>
-        <w:rPr>
-          <w:rFonts w:ascii="Arial" w:cs="Arial" w:eastAsia="Arial" w:hAnsi="Arial"/>
-          <w:color w:val="1C2B3A"/>
-          <w:sz w:val="20"/>
-          <w:szCs w:val="20"/>
-        </w:rPr>
-        <w:t xml:space="preserve"> Making the file changes nothing on its own.</w:t>
-      </w:r>
-    </w:p>
-    <w:p>
-      <w:pPr>
-        <w:pStyle w:val="Heading2"/>
-        <w:spacing w:after="140" w:before="320"/>
-      </w:pPr>
-      <w:r>
-        <w:rPr>
-          <w:rFonts w:ascii="Arial" w:cs="Arial" w:eastAsia="Arial" w:hAnsi="Arial"/>
-          <w:b/>
-          <w:bCs/>
-          <w:color w:val="2A4258"/>
-          <w:sz w:val="24"/>
-          <w:szCs w:val="24"/>
-        </w:rPr>
-        <w:t xml:space="preserve">Taking it off again</w:t>
-      </w:r>
-    </w:p>
-    <w:p>
-      <w:pPr>
-        <w:spacing w:after="160" w:line="276"/>
-      </w:pPr>
-      <w:r>
-        <w:rPr>
-          <w:rFonts w:ascii="Arial" w:cs="Arial" w:eastAsia="Arial" w:hAnsi="Arial"/>
-          <w:color w:val="1C2B3A"/>
-          <w:sz w:val="20"/>
-          <w:szCs w:val="20"/>
-        </w:rPr>
-        <w:t xml:space="preserve">Same screen, the </w:t>
-      </w:r>
-      <w:r>
-        <w:rPr>
-          <w:rFonts w:ascii="Arial" w:cs="Arial" w:eastAsia="Arial" w:hAnsi="Arial"/>
-          <w:b/>
-          <w:bCs/>
-          <w:color w:val="1C2B3A"/>
-          <w:sz w:val="20"/>
-          <w:szCs w:val="20"/>
-        </w:rPr>
-        <w:t xml:space="preserve">Make a file with no password</w:t>
-      </w:r>
-      <w:r>
-        <w:rPr>
-          <w:rFonts w:ascii="Arial" w:cs="Arial" w:eastAsia="Arial" w:hAnsi="Arial"/>
-          <w:color w:val="1C2B3A"/>
-          <w:sz w:val="20"/>
-          <w:szCs w:val="20"/>
-        </w:rPr>
-        <w:t xml:space="preserve"> button. Replace and deploy the same way. Settings goes back to being open to anyone.</w:t>
-      </w:r>
-    </w:p>
-    <w:p>
-      <w:pPr>
-        <w:pStyle w:val="Heading2"/>
-        <w:spacing w:after="140" w:before="320"/>
-      </w:pPr>
-      <w:r>
-        <w:rPr>
-          <w:rFonts w:ascii="Arial" w:cs="Arial" w:eastAsia="Arial" w:hAnsi="Arial"/>
-          <w:b/>
-          <w:bCs/>
-          <w:color w:val="2A4258"/>
-          <w:sz w:val="24"/>
-          <w:szCs w:val="24"/>
-        </w:rPr>
-        <w:t xml:space="preserve">Changing it</w:t>
-      </w:r>
-    </w:p>
-    <w:p>
-      <w:pPr>
-        <w:spacing w:after="160" w:line="276"/>
-      </w:pPr>
-      <w:r>
-        <w:rPr>
-          <w:rFonts w:ascii="Arial" w:cs="Arial" w:eastAsia="Arial" w:hAnsi="Arial"/>
-          <w:color w:val="1C2B3A"/>
-          <w:sz w:val="20"/>
-          <w:szCs w:val="20"/>
-        </w:rPr>
-        <w:t xml:space="preserve">Same as setting it. Changing the password also shuts out anyone already inside: the app remembers an unlock against the hash, so a new hash means everyone is asked again.</w:t>
+          <w:color w:val="1C2B3A"/>
+          <w:sz w:val="17"/>
+          <w:szCs w:val="17"/>
+        </w:rPr>
+        <w:t xml:space="preserve">python3 build-single-file.py</w:t>
       </w:r>
     </w:p>
     <w:p>
@@ -837,21 +1262,73 @@
           <w:sz w:val="30"/>
           <w:szCs w:val="30"/>
         </w:rPr>
-        <w:t xml:space="preserve">Or, if you have Node installed</w:t>
-      </w:r>
-    </w:p>
-    <w:p>
-      <w:pPr>
-        <w:spacing w:after="160" w:line="276"/>
-      </w:pPr>
-      <w:r>
-        <w:rPr>
-          <w:rFonts w:ascii="Arial" w:cs="Arial" w:eastAsia="Arial" w:hAnsi="Arial"/>
-          <w:color w:val="1C2B3A"/>
-          <w:sz w:val="20"/>
-          <w:szCs w:val="20"/>
-        </w:rPr>
-        <w:t xml:space="preserve">Same job, from the root of this repository:</w:t>
+        <w:t xml:space="preserve">Forgotten it</w:t>
+      </w:r>
+    </w:p>
+    <w:p>
+      <w:pPr>
+        <w:spacing w:after="160" w:line="276"/>
+      </w:pPr>
+      <w:r>
+        <w:rPr>
+          <w:rFonts w:ascii="Arial" w:cs="Arial" w:eastAsia="Arial" w:hAnsi="Arial"/>
+          <w:color w:val="1C2B3A"/>
+          <w:sz w:val="20"/>
+          <w:szCs w:val="20"/>
+        </w:rPr>
+        <w:t xml:space="preserve">There is nothing to recover — the password was never stored. Make a new file and deploy it, by either method above. Nothing is lost by doing so: the flow URLs are in each person's browser, not behind the password.</w:t>
+      </w:r>
+    </w:p>
+    <w:p>
+      <w:pPr>
+        <w:spacing w:after="160" w:line="276"/>
+      </w:pPr>
+      <w:r>
+        <w:rPr>
+          <w:rFonts w:ascii="Arial" w:cs="Arial" w:eastAsia="Arial" w:hAnsi="Arial"/>
+          <w:color w:val="1C2B3A"/>
+          <w:sz w:val="20"/>
+          <w:szCs w:val="20"/>
+        </w:rPr>
+        <w:t xml:space="preserve">If you have locked yourself out of Settings and so cannot use the in-app button, you can blank the password by hand. Open the deployed file in Notepad — </w:t>
+      </w:r>
+      <w:r>
+        <w:rPr>
+          <w:rFonts w:ascii="Consolas" w:cs="Consolas" w:eastAsia="Consolas" w:hAnsi="Consolas"/>
+          <w:color w:val="2A4258"/>
+          <w:sz w:val="18"/>
+          <w:szCs w:val="18"/>
+          <w:shd w:fill="F2F0EA" w:val="clear"/>
+        </w:rPr>
+        <w:t xml:space="preserve">assets/settings-password.js</w:t>
+      </w:r>
+      <w:r>
+        <w:rPr>
+          <w:rFonts w:ascii="Arial" w:cs="Arial" w:eastAsia="Arial" w:hAnsi="Arial"/>
+          <w:color w:val="1C2B3A"/>
+          <w:sz w:val="20"/>
+          <w:szCs w:val="20"/>
+        </w:rPr>
+        <w:t xml:space="preserve"> on a folder site, or </w:t>
+      </w:r>
+      <w:r>
+        <w:rPr>
+          <w:rFonts w:ascii="Consolas" w:cs="Consolas" w:eastAsia="Consolas" w:hAnsi="Consolas"/>
+          <w:color w:val="2A4258"/>
+          <w:sz w:val="18"/>
+          <w:szCs w:val="18"/>
+          <w:shd w:fill="F2F0EA" w:val="clear"/>
+        </w:rPr>
+        <w:t xml:space="preserve">index.html</w:t>
+      </w:r>
+      <w:r>
+        <w:rPr>
+          <w:rFonts w:ascii="Arial" w:cs="Arial" w:eastAsia="Arial" w:hAnsi="Arial"/>
+          <w:color w:val="1C2B3A"/>
+          <w:sz w:val="20"/>
+          <w:szCs w:val="20"/>
+        </w:rPr>
+        <w:t xml:space="preserve"> on a single-file one — and find:</w:t>
       </w:r>
     </w:p>
     <w:p>
@@ -870,7 +1347,26 @@
           <w:sz w:val="17"/>
           <w:szCs w:val="17"/>
         </w:rPr>
-        <w:t xml:space="preserve">node tools/set-settings-password.js "the password you want"</w:t>
+        <w:t xml:space="preserve">const SETTINGS_LOCK = {</w:t>
+      </w:r>
+    </w:p>
+    <w:p>
+      <w:pPr>
+        <w:pBdr>
+          <w:left w:val="single" w:color="4C5C6D" w:sz="12" w:space="8"/>
+        </w:pBdr>
+        <w:shd w:fill="F2F0EA" w:val="clear"/>
+        <w:spacing w:after="0" w:before="0"/>
+        <w:ind w:left="220" w:right="220"/>
+      </w:pPr>
+      <w:r>
+        <w:rPr>
+          <w:rFonts w:ascii="Consolas" w:cs="Consolas" w:eastAsia="Consolas" w:hAnsi="Consolas"/>
+          <w:color w:val="1C2B3A"/>
+          <w:sz w:val="17"/>
+          <w:szCs w:val="17"/>
+        </w:rPr>
+        <w:t xml:space="preserve">  salt: '…',</w:t>
       </w:r>
     </w:p>
     <w:p>
@@ -889,21 +1385,21 @@
           <w:sz w:val="17"/>
           <w:szCs w:val="17"/>
         </w:rPr>
-        <w:t xml:space="preserve">node tools/set-settings-password.js --clear</w:t>
-      </w:r>
-    </w:p>
-    <w:p>
-      <w:pPr>
-        <w:spacing w:after="160" w:line="276"/>
-      </w:pPr>
-      <w:r>
-        <w:rPr>
-          <w:rFonts w:ascii="Arial" w:cs="Arial" w:eastAsia="Arial" w:hAnsi="Arial"/>
-          <w:color w:val="1C2B3A"/>
-          <w:sz w:val="20"/>
-          <w:szCs w:val="20"/>
-        </w:rPr>
-        <w:t xml:space="preserve">It writes </w:t>
+        <w:t xml:space="preserve">  hash: '…',</w:t>
+      </w:r>
+    </w:p>
+    <w:p>
+      <w:pPr>
+        <w:spacing w:after="160" w:line="276"/>
+      </w:pPr>
+      <w:r>
+        <w:rPr>
+          <w:rFonts w:ascii="Arial" w:cs="Arial" w:eastAsia="Arial" w:hAnsi="Arial"/>
+          <w:color w:val="1C2B3A"/>
+          <w:sz w:val="20"/>
+          <w:szCs w:val="20"/>
+        </w:rPr>
+        <w:t xml:space="preserve">Empty the two quoted values so they read </w:t>
       </w:r>
       <w:r>
         <w:rPr>
@@ -913,61 +1409,17 @@
           <w:szCs w:val="18"/>
           <w:shd w:fill="F2F0EA" w:val="clear"/>
         </w:rPr>
-        <w:t xml:space="preserve">assets/settings-password.js</w:t>
-      </w:r>
-      <w:r>
-        <w:rPr>
-          <w:rFonts w:ascii="Arial" w:cs="Arial" w:eastAsia="Arial" w:hAnsi="Arial"/>
-          <w:color w:val="1C2B3A"/>
-          <w:sz w:val="20"/>
-          <w:szCs w:val="20"/>
-        </w:rPr>
-        <w:t xml:space="preserve"> in place, so there is nothing to move — just deploy the folder. It uses the app's own hashing code rather than a copy, so the two cannot drift apart.</w:t>
-      </w:r>
-    </w:p>
-    <w:p>
-      <w:pPr>
-        <w:spacing w:after="160" w:line="276"/>
-      </w:pPr>
-      <w:r>
-        <w:rPr>
-          <w:rFonts w:ascii="Arial" w:cs="Arial" w:eastAsia="Arial" w:hAnsi="Arial"/>
-          <w:color w:val="1C2B3A"/>
-          <w:sz w:val="20"/>
-          <w:szCs w:val="20"/>
-        </w:rPr>
-        <w:t xml:space="preserve">If the site is ever linked to Git, that same file is what you commit and push, and the push is the deploy.</w:t>
-      </w:r>
-    </w:p>
-    <w:p>
-      <w:pPr>
-        <w:pBdr>
-          <w:bottom w:val="single" w:color="C9C2B4" w:sz="6" w:space="1"/>
-        </w:pBdr>
-        <w:spacing w:after="200" w:before="200"/>
-      </w:pPr>
-    </w:p>
-    <w:p>
-      <w:pPr>
-        <w:pStyle w:val="Heading1"/>
-        <w:spacing w:after="140" w:before="320"/>
-      </w:pPr>
-      <w:r>
-        <w:rPr>
-          <w:rFonts w:ascii="Arial" w:cs="Arial" w:eastAsia="Arial" w:hAnsi="Arial"/>
-          <w:b/>
-          <w:bCs/>
-          <w:color w:val="2A4258"/>
-          <w:sz w:val="30"/>
-          <w:szCs w:val="30"/>
-        </w:rPr>
-        <w:t xml:space="preserve">If you hand out the standalone file</w:t>
-      </w:r>
-    </w:p>
-    <w:p>
-      <w:pPr>
-        <w:spacing w:after="160" w:line="276"/>
-      </w:pPr>
+        <w:t xml:space="preserve">salt: ''</w:t>
+      </w:r>
+      <w:r>
+        <w:rPr>
+          <w:rFonts w:ascii="Arial" w:cs="Arial" w:eastAsia="Arial" w:hAnsi="Arial"/>
+          <w:color w:val="1C2B3A"/>
+          <w:sz w:val="20"/>
+          <w:szCs w:val="20"/>
+        </w:rPr>
+        <w:t xml:space="preserve"> and </w:t>
+      </w:r>
       <w:r>
         <w:rPr>
           <w:rFonts w:ascii="Consolas" w:cs="Consolas" w:eastAsia="Consolas" w:hAnsi="Consolas"/>
@@ -976,16 +1428,16 @@
           <w:szCs w:val="18"/>
           <w:shd w:fill="F2F0EA" w:val="clear"/>
         </w:rPr>
-        <w:t xml:space="preserve">Variation Cover Sheet.html</w:t>
-      </w:r>
-      <w:r>
-        <w:rPr>
-          <w:rFonts w:ascii="Arial" w:cs="Arial" w:eastAsia="Arial" w:hAnsi="Arial"/>
-          <w:color w:val="1C2B3A"/>
-          <w:sz w:val="20"/>
-          <w:szCs w:val="20"/>
-        </w:rPr>
-        <w:t xml:space="preserve"> is a single self-contained copy for emailing to someone who needs it offline. It bakes in whatever password was set when it was built, and dropping a new </w:t>
+        <w:t xml:space="preserve">hash: ''</w:t>
+      </w:r>
+      <w:r>
+        <w:rPr>
+          <w:rFonts w:ascii="Arial" w:cs="Arial" w:eastAsia="Arial" w:hAnsi="Arial"/>
+          <w:color w:val="1C2B3A"/>
+          <w:sz w:val="20"/>
+          <w:szCs w:val="20"/>
+        </w:rPr>
+        <w:t xml:space="preserve">, save, and deploy. Settings is open again and you can set a new password from inside it. (</w:t>
       </w:r>
       <w:r>
         <w:rPr>
@@ -995,16 +1447,16 @@
           <w:szCs w:val="18"/>
           <w:shd w:fill="F2F0EA" w:val="clear"/>
         </w:rPr>
-        <w:t xml:space="preserve">settings-password.js</w:t>
-      </w:r>
-      <w:r>
-        <w:rPr>
-          <w:rFonts w:ascii="Arial" w:cs="Arial" w:eastAsia="Arial" w:hAnsi="Arial"/>
-          <w:color w:val="1C2B3A"/>
-          <w:sz w:val="20"/>
-          <w:szCs w:val="20"/>
-        </w:rPr>
-        <w:t xml:space="preserve"> next to it does nothing — there is no </w:t>
+        <w:t xml:space="preserve">index.html</w:t>
+      </w:r>
+      <w:r>
+        <w:rPr>
+          <w:rFonts w:ascii="Arial" w:cs="Arial" w:eastAsia="Arial" w:hAnsi="Arial"/>
+          <w:color w:val="1C2B3A"/>
+          <w:sz w:val="20"/>
+          <w:szCs w:val="20"/>
+        </w:rPr>
+        <w:t xml:space="preserve"> is one very long line in places; use Notepad's Find for </w:t>
       </w:r>
       <w:r>
         <w:rPr>
@@ -1014,159 +1466,16 @@
           <w:szCs w:val="18"/>
           <w:shd w:fill="F2F0EA" w:val="clear"/>
         </w:rPr>
-        <w:t xml:space="preserve">assets</w:t>
-      </w:r>
-      <w:r>
-        <w:rPr>
-          <w:rFonts w:ascii="Arial" w:cs="Arial" w:eastAsia="Arial" w:hAnsi="Arial"/>
-          <w:color w:val="1C2B3A"/>
-          <w:sz w:val="20"/>
-          <w:szCs w:val="20"/>
-        </w:rPr>
-        <w:t xml:space="preserve"> folder involved. To refresh it after a password change, someone with Python runs:</w:t>
-      </w:r>
-    </w:p>
-    <w:p>
-      <w:pPr>
-        <w:pBdr>
-          <w:left w:val="single" w:color="4C5C6D" w:sz="12" w:space="8"/>
-        </w:pBdr>
-        <w:shd w:fill="F2F0EA" w:val="clear"/>
-        <w:spacing w:after="160" w:before="120"/>
-        <w:ind w:left="220" w:right="220"/>
-      </w:pPr>
-      <w:r>
-        <w:rPr>
-          <w:rFonts w:ascii="Consolas" w:cs="Consolas" w:eastAsia="Consolas" w:hAnsi="Consolas"/>
-          <w:color w:val="1C2B3A"/>
-          <w:sz w:val="17"/>
-          <w:szCs w:val="17"/>
-        </w:rPr>
-        <w:t xml:space="preserve">python3 build-single-file.py</w:t>
-      </w:r>
-    </w:p>
-    <w:p>
-      <w:pPr>
-        <w:spacing w:after="160" w:line="276"/>
-      </w:pPr>
-      <w:r>
-        <w:rPr>
-          <w:rFonts w:ascii="Arial" w:cs="Arial" w:eastAsia="Arial" w:hAnsi="Arial"/>
-          <w:color w:val="1C2B3A"/>
-          <w:sz w:val="20"/>
-          <w:szCs w:val="20"/>
-        </w:rPr>
-        <w:t xml:space="preserve">If that is a nuisance, the simpler answer is to point people at the website.</w:t>
-      </w:r>
-    </w:p>
-    <w:p>
-      <w:pPr>
-        <w:pBdr>
-          <w:bottom w:val="single" w:color="C9C2B4" w:sz="6" w:space="1"/>
-        </w:pBdr>
-        <w:spacing w:after="200" w:before="200"/>
-      </w:pPr>
-    </w:p>
-    <w:p>
-      <w:pPr>
-        <w:pStyle w:val="Heading1"/>
-        <w:spacing w:after="140" w:before="320"/>
-      </w:pPr>
-      <w:r>
-        <w:rPr>
-          <w:rFonts w:ascii="Arial" w:cs="Arial" w:eastAsia="Arial" w:hAnsi="Arial"/>
-          <w:b/>
-          <w:bCs/>
-          <w:color w:val="2A4258"/>
-          <w:sz w:val="30"/>
-          <w:szCs w:val="30"/>
-        </w:rPr>
-        <w:t xml:space="preserve">Forgotten it</w:t>
-      </w:r>
-    </w:p>
-    <w:p>
-      <w:pPr>
-        <w:spacing w:after="160" w:line="276"/>
-      </w:pPr>
-      <w:r>
-        <w:rPr>
-          <w:rFonts w:ascii="Arial" w:cs="Arial" w:eastAsia="Arial" w:hAnsi="Arial"/>
-          <w:color w:val="1C2B3A"/>
-          <w:sz w:val="20"/>
-          <w:szCs w:val="20"/>
-        </w:rPr>
-        <w:t xml:space="preserve">There is nothing to recover — the password was never stored. Make a new file and deploy it, by either method above. Nothing is lost by doing so: the flow URLs are in each person's browser, not behind the password.</w:t>
-      </w:r>
-    </w:p>
-    <w:p>
-      <w:pPr>
-        <w:spacing w:after="160" w:line="276"/>
-      </w:pPr>
-      <w:r>
-        <w:rPr>
-          <w:rFonts w:ascii="Arial" w:cs="Arial" w:eastAsia="Arial" w:hAnsi="Arial"/>
-          <w:color w:val="1C2B3A"/>
-          <w:sz w:val="20"/>
-          <w:szCs w:val="20"/>
-        </w:rPr>
-        <w:t xml:space="preserve">If you have locked yourself out of Settings and so cannot use the in-app button, open </w:t>
-      </w:r>
-      <w:r>
-        <w:rPr>
-          <w:rFonts w:ascii="Consolas" w:cs="Consolas" w:eastAsia="Consolas" w:hAnsi="Consolas"/>
-          <w:color w:val="2A4258"/>
-          <w:sz w:val="18"/>
-          <w:szCs w:val="18"/>
-          <w:shd w:fill="F2F0EA" w:val="clear"/>
-        </w:rPr>
-        <w:t xml:space="preserve">assets/settings-password.js</w:t>
-      </w:r>
-      <w:r>
-        <w:rPr>
-          <w:rFonts w:ascii="Arial" w:cs="Arial" w:eastAsia="Arial" w:hAnsi="Arial"/>
-          <w:color w:val="1C2B3A"/>
-          <w:sz w:val="20"/>
-          <w:szCs w:val="20"/>
-        </w:rPr>
-        <w:t xml:space="preserve"> in Notepad, blank out the two quoted values so they read </w:t>
-      </w:r>
-      <w:r>
-        <w:rPr>
-          <w:rFonts w:ascii="Consolas" w:cs="Consolas" w:eastAsia="Consolas" w:hAnsi="Consolas"/>
-          <w:color w:val="2A4258"/>
-          <w:sz w:val="18"/>
-          <w:szCs w:val="18"/>
-          <w:shd w:fill="F2F0EA" w:val="clear"/>
-        </w:rPr>
-        <w:t xml:space="preserve">salt: ''</w:t>
-      </w:r>
-      <w:r>
-        <w:rPr>
-          <w:rFonts w:ascii="Arial" w:cs="Arial" w:eastAsia="Arial" w:hAnsi="Arial"/>
-          <w:color w:val="1C2B3A"/>
-          <w:sz w:val="20"/>
-          <w:szCs w:val="20"/>
-        </w:rPr>
-        <w:t xml:space="preserve"> and </w:t>
-      </w:r>
-      <w:r>
-        <w:rPr>
-          <w:rFonts w:ascii="Consolas" w:cs="Consolas" w:eastAsia="Consolas" w:hAnsi="Consolas"/>
-          <w:color w:val="2A4258"/>
-          <w:sz w:val="18"/>
-          <w:szCs w:val="18"/>
-          <w:shd w:fill="F2F0EA" w:val="clear"/>
-        </w:rPr>
-        <w:t xml:space="preserve">hash: ''</w:t>
-      </w:r>
-      <w:r>
-        <w:rPr>
-          <w:rFonts w:ascii="Arial" w:cs="Arial" w:eastAsia="Arial" w:hAnsi="Arial"/>
-          <w:color w:val="1C2B3A"/>
-          <w:sz w:val="20"/>
-          <w:szCs w:val="20"/>
-        </w:rPr>
-        <w:t xml:space="preserve">, save, and deploy. That unlocks Settings, and you can set a new password from inside it.</w:t>
+        <w:t xml:space="preserve">SETTINGS_LOCK</w:t>
+      </w:r>
+      <w:r>
+        <w:rPr>
+          <w:rFonts w:ascii="Arial" w:cs="Arial" w:eastAsia="Arial" w:hAnsi="Arial"/>
+          <w:color w:val="1C2B3A"/>
+          <w:sz w:val="20"/>
+          <w:szCs w:val="20"/>
+        </w:rPr>
+        <w:t xml:space="preserve"> rather than scrolling.)</w:t>
       </w:r>
     </w:p>
     <w:p>

--- a/docs/word/5 - Locking Settings with a Password.docx
+++ b/docs/word/5 - Locking Settings with a Password.docx
@@ -702,7 +702,7 @@
           <w:sz w:val="20"/>
           <w:szCs w:val="20"/>
         </w:rPr>
-        <w:t xml:space="preserve">C · Password on this screen</w:t>
+        <w:t xml:space="preserve">D · Password on this screen</w:t>
       </w:r>
       <w:r>
         <w:rPr>

--- a/docs/word/5 - Locking Settings with a Password.docx
+++ b/docs/word/5 - Locking Settings with a Password.docx
@@ -1056,6 +1056,174 @@
           <w:sz w:val="30"/>
           <w:szCs w:val="30"/>
         </w:rPr>
+        <w:t xml:space="preserve">Keeping it out of the repository</w:t>
+      </w:r>
+    </w:p>
+    <w:p>
+      <w:pPr>
+        <w:spacing w:after="160" w:line="276"/>
+      </w:pPr>
+      <w:r>
+        <w:rPr>
+          <w:rFonts w:ascii="Arial" w:cs="Arial" w:eastAsia="Arial" w:hAnsi="Arial"/>
+          <w:color w:val="1C2B3A"/>
+          <w:sz w:val="20"/>
+          <w:szCs w:val="20"/>
+        </w:rPr>
+        <w:t xml:space="preserve">This repository is public, so the committed </w:t>
+      </w:r>
+      <w:r>
+        <w:rPr>
+          <w:rFonts w:ascii="Consolas" w:cs="Consolas" w:eastAsia="Consolas" w:hAnsi="Consolas"/>
+          <w:color w:val="2A4258"/>
+          <w:sz w:val="18"/>
+          <w:szCs w:val="18"/>
+          <w:shd w:fill="F2F0EA" w:val="clear"/>
+        </w:rPr>
+        <w:t xml:space="preserve">assets/settings-password.js</w:t>
+      </w:r>
+      <w:r>
+        <w:rPr>
+          <w:rFonts w:ascii="Arial" w:cs="Arial" w:eastAsia="Arial" w:hAnsi="Arial"/>
+          <w:color w:val="1C2B3A"/>
+          <w:sz w:val="20"/>
+          <w:szCs w:val="20"/>
+        </w:rPr>
+        <w:t xml:space="preserve"> is blank. A password hash is designed to ship inside the page — it is not the password, and it cannot be turned back into one. But publishing yours in a public repository hands anyone a fixed target to guess against offline at their leisure, and git keeps it even after the file is changed back.</w:t>
+      </w:r>
+    </w:p>
+    <w:p>
+      <w:pPr>
+        <w:spacing w:after="160" w:line="276"/>
+      </w:pPr>
+      <w:r>
+        <w:rPr>
+          <w:rFonts w:ascii="Arial" w:cs="Arial" w:eastAsia="Arial" w:hAnsi="Arial"/>
+          <w:color w:val="1C2B3A"/>
+          <w:sz w:val="20"/>
+          <w:szCs w:val="20"/>
+        </w:rPr>
+        <w:t xml:space="preserve">So keep the filled-in file beside the filled-in </w:t>
+      </w:r>
+      <w:r>
+        <w:rPr>
+          <w:rFonts w:ascii="Consolas" w:cs="Consolas" w:eastAsia="Consolas" w:hAnsi="Consolas"/>
+          <w:color w:val="2A4258"/>
+          <w:sz w:val="18"/>
+          <w:szCs w:val="18"/>
+          <w:shd w:fill="F2F0EA" w:val="clear"/>
+        </w:rPr>
+        <w:t xml:space="preserve">flow-config.js</w:t>
+      </w:r>
+      <w:r>
+        <w:rPr>
+          <w:rFonts w:ascii="Arial" w:cs="Arial" w:eastAsia="Arial" w:hAnsi="Arial"/>
+          <w:color w:val="1C2B3A"/>
+          <w:sz w:val="20"/>
+          <w:szCs w:val="20"/>
+        </w:rPr>
+        <w:t xml:space="preserve">, somewhere that is not the checkout, and point the builder at both:</w:t>
+      </w:r>
+    </w:p>
+    <w:p>
+      <w:pPr>
+        <w:pBdr>
+          <w:left w:val="single" w:color="4C5C6D" w:sz="12" w:space="8"/>
+        </w:pBdr>
+        <w:shd w:fill="F2F0EA" w:val="clear"/>
+        <w:spacing w:after="0" w:before="120"/>
+        <w:ind w:left="220" w:right="220"/>
+      </w:pPr>
+      <w:r>
+        <w:rPr>
+          <w:rFonts w:ascii="Consolas" w:cs="Consolas" w:eastAsia="Consolas" w:hAnsi="Consolas"/>
+          <w:color w:val="1C2B3A"/>
+          <w:sz w:val="17"/>
+          <w:szCs w:val="17"/>
+        </w:rPr>
+        <w:t xml:space="preserve">python3 tools/make-deploy-folder.py \</w:t>
+      </w:r>
+    </w:p>
+    <w:p>
+      <w:pPr>
+        <w:pBdr>
+          <w:left w:val="single" w:color="4C5C6D" w:sz="12" w:space="8"/>
+        </w:pBdr>
+        <w:shd w:fill="F2F0EA" w:val="clear"/>
+        <w:spacing w:after="0" w:before="0"/>
+        <w:ind w:left="220" w:right="220"/>
+      </w:pPr>
+      <w:r>
+        <w:rPr>
+          <w:rFonts w:ascii="Consolas" w:cs="Consolas" w:eastAsia="Consolas" w:hAnsi="Consolas"/>
+          <w:color w:val="1C2B3A"/>
+          <w:sz w:val="17"/>
+          <w:szCs w:val="17"/>
+        </w:rPr>
+        <w:t xml:space="preserve">    --flow-config       ~/axis-private/flow-config.js \</w:t>
+      </w:r>
+    </w:p>
+    <w:p>
+      <w:pPr>
+        <w:pBdr>
+          <w:left w:val="single" w:color="4C5C6D" w:sz="12" w:space="8"/>
+        </w:pBdr>
+        <w:shd w:fill="F2F0EA" w:val="clear"/>
+        <w:spacing w:after="160" w:before="0"/>
+        <w:ind w:left="220" w:right="220"/>
+      </w:pPr>
+      <w:r>
+        <w:rPr>
+          <w:rFonts w:ascii="Consolas" w:cs="Consolas" w:eastAsia="Consolas" w:hAnsi="Consolas"/>
+          <w:color w:val="1C2B3A"/>
+          <w:sz w:val="17"/>
+          <w:szCs w:val="17"/>
+        </w:rPr>
+        <w:t xml:space="preserve">    --settings-password ~/axis-private/settings-password.js</w:t>
+      </w:r>
+    </w:p>
+    <w:p>
+      <w:pPr>
+        <w:spacing w:after="160" w:line="276"/>
+      </w:pPr>
+      <w:r>
+        <w:rPr>
+          <w:rFonts w:ascii="Arial" w:cs="Arial" w:eastAsia="Arial" w:hAnsi="Arial"/>
+          <w:color w:val="1C2B3A"/>
+          <w:sz w:val="20"/>
+          <w:szCs w:val="20"/>
+        </w:rPr>
+        <w:t xml:space="preserve">Both paths are checked before anything is built, so pointing at the wrong file fails immediately rather than destroying the last good build on the way.</w:t>
+      </w:r>
+    </w:p>
+    <w:p>
+      <w:pPr>
+        <w:spacing w:after="160" w:line="276"/>
+      </w:pPr>
+      <w:r>
+        <w:rPr>
+          <w:rFonts w:ascii="Arial" w:cs="Arial" w:eastAsia="Arial" w:hAnsi="Arial"/>
+          <w:color w:val="1C2B3A"/>
+          <w:sz w:val="20"/>
+          <w:szCs w:val="20"/>
+        </w:rPr>
+        <w:t xml:space="preserve">The in-app route needs none of this: the file it downloads goes from your downloads folder straight to Netlify and never touches the repository.</w:t>
+      </w:r>
+    </w:p>
+    <w:p>
+      <w:pPr>
+        <w:pStyle w:val="Heading1"/>
+        <w:spacing w:after="140" w:before="320"/>
+      </w:pPr>
+      <w:r>
+        <w:rPr>
+          <w:rFonts w:ascii="Arial" w:cs="Arial" w:eastAsia="Arial" w:hAnsi="Arial"/>
+          <w:b/>
+          <w:bCs/>
+          <w:color w:val="2A4258"/>
+          <w:sz w:val="30"/>
+          <w:szCs w:val="30"/>
+        </w:rPr>
         <w:t xml:space="preserve">Or, if you have Node installed</w:t>
       </w:r>
     </w:p>

--- a/docs/word/5 - Locking Settings with a Password.docx
+++ b/docs/word/5 - Locking Settings with a Password.docx
@@ -54,6 +54,87 @@
         </w:pBdr>
         <w:spacing w:after="200" w:before="200"/>
       </w:pPr>
+    </w:p>
+    <w:p>
+      <w:pPr>
+        <w:pStyle w:val="Heading1"/>
+        <w:spacing w:after="140" w:before="320"/>
+      </w:pPr>
+      <w:r>
+        <w:rPr>
+          <w:rFonts w:ascii="Arial" w:cs="Arial" w:eastAsia="Arial" w:hAnsi="Arial"/>
+          <w:b/>
+          <w:bCs/>
+          <w:color w:val="2A4258"/>
+          <w:sz w:val="30"/>
+          <w:szCs w:val="30"/>
+        </w:rPr>
+        <w:t xml:space="preserve">Two screens</w:t>
+      </w:r>
+    </w:p>
+    <w:p>
+      <w:pPr>
+        <w:spacing w:after="160" w:line="276"/>
+      </w:pPr>
+      <w:r>
+        <w:rPr>
+          <w:rFonts w:ascii="Arial" w:cs="Arial" w:eastAsia="Arial" w:hAnsi="Arial"/>
+          <w:b/>
+          <w:bCs/>
+          <w:color w:val="1C2B3A"/>
+          <w:sz w:val="20"/>
+          <w:szCs w:val="20"/>
+        </w:rPr>
+        <w:t xml:space="preserve">Settings</w:t>
+      </w:r>
+      <w:r>
+        <w:rPr>
+          <w:rFonts w:ascii="Arial" w:cs="Arial" w:eastAsia="Arial" w:hAnsi="Arial"/>
+          <w:color w:val="1C2B3A"/>
+          <w:sz w:val="20"/>
+          <w:szCs w:val="20"/>
+        </w:rPr>
+        <w:t xml:space="preserve"> is open to everyone using the app and holds one thing: the office register that fills in section 1 of the cover sheet. Someone correcting a phone number needs no password and can break nothing that matters.</w:t>
+      </w:r>
+    </w:p>
+    <w:p>
+      <w:pPr>
+        <w:spacing w:after="160" w:line="276"/>
+      </w:pPr>
+      <w:r>
+        <w:rPr>
+          <w:rFonts w:ascii="Arial" w:cs="Arial" w:eastAsia="Arial" w:hAnsi="Arial"/>
+          <w:b/>
+          <w:bCs/>
+          <w:color w:val="1C2B3A"/>
+          <w:sz w:val="20"/>
+          <w:szCs w:val="20"/>
+        </w:rPr>
+        <w:t xml:space="preserve">Administrator settings</w:t>
+      </w:r>
+      <w:r>
+        <w:rPr>
+          <w:rFonts w:ascii="Arial" w:cs="Arial" w:eastAsia="Arial" w:hAnsi="Arial"/>
+          <w:color w:val="1C2B3A"/>
+          <w:sz w:val="20"/>
+          <w:szCs w:val="20"/>
+        </w:rPr>
+        <w:t xml:space="preserve">, behind the button at the top of Settings, holds everything shared by the whole organisation: the Power Automate connections, the column mapping, building the flow URLs into the app, and this password. That is the screen the password guards.</w:t>
+      </w:r>
+    </w:p>
+    <w:p>
+      <w:pPr>
+        <w:spacing w:after="160" w:line="276"/>
+      </w:pPr>
+      <w:r>
+        <w:rPr>
+          <w:rFonts w:ascii="Arial" w:cs="Arial" w:eastAsia="Arial" w:hAnsi="Arial"/>
+          <w:color w:val="1C2B3A"/>
+          <w:sz w:val="20"/>
+          <w:szCs w:val="20"/>
+        </w:rPr>
+        <w:t xml:space="preserve">The split exists because the two kinds of change are not alike. A wrong phone number is a wrong phone number. A changed flow URL stops the app working for everybody, on every laptop, at once.</w:t>
+      </w:r>
     </w:p>
     <w:p>
       <w:pPr>
@@ -687,22 +768,33 @@
       <w:r>
         <w:rPr>
           <w:rFonts w:ascii="Arial" w:cs="Arial" w:eastAsia="Arial" w:hAnsi="Arial"/>
-          <w:color w:val="1C2B3A"/>
-          <w:sz w:val="20"/>
-          <w:szCs w:val="20"/>
-        </w:rPr>
-        <w:t xml:space="preserve">Scroll to </w:t>
-      </w:r>
-      <w:r>
-        <w:rPr>
-          <w:rFonts w:ascii="Arial" w:cs="Arial" w:eastAsia="Arial" w:hAnsi="Arial"/>
-          <w:b/>
-          <w:bCs/>
-          <w:color w:val="1C2B3A"/>
-          <w:sz w:val="20"/>
-          <w:szCs w:val="20"/>
-        </w:rPr>
-        <w:t xml:space="preserve">D · Password on this screen</w:t>
+          <w:b/>
+          <w:bCs/>
+          <w:color w:val="1C2B3A"/>
+          <w:sz w:val="20"/>
+          <w:szCs w:val="20"/>
+        </w:rPr>
+        <w:t xml:space="preserve">Administrator settings</w:t>
+      </w:r>
+      <w:r>
+        <w:rPr>
+          <w:rFonts w:ascii="Arial" w:cs="Arial" w:eastAsia="Arial" w:hAnsi="Arial"/>
+          <w:color w:val="1C2B3A"/>
+          <w:sz w:val="20"/>
+          <w:szCs w:val="20"/>
+        </w:rPr>
+        <w:t xml:space="preserve"> → </w:t>
+      </w:r>
+      <w:r>
+        <w:rPr>
+          <w:rFonts w:ascii="Arial" w:cs="Arial" w:eastAsia="Arial" w:hAnsi="Arial"/>
+          <w:b/>
+          <w:bCs/>
+          <w:color w:val="1C2B3A"/>
+          <w:sz w:val="20"/>
+          <w:szCs w:val="20"/>
+        </w:rPr>
+        <w:t xml:space="preserve">C · Password on this screen</w:t>
       </w:r>
       <w:r>
         <w:rPr>
@@ -1682,7 +1774,27 @@
           <w:sz w:val="20"/>
           <w:szCs w:val="20"/>
         </w:rPr>
-        <w:t xml:space="preserve">Opening Settings — from the gear in the banner or by typing </w:t>
+        <w:t xml:space="preserve">Opening </w:t>
+      </w:r>
+      <w:r>
+        <w:rPr>
+          <w:rFonts w:ascii="Arial" w:cs="Arial" w:eastAsia="Arial" w:hAnsi="Arial"/>
+          <w:b/>
+          <w:bCs/>
+          <w:color w:val="1C2B3A"/>
+          <w:sz w:val="20"/>
+          <w:szCs w:val="20"/>
+        </w:rPr>
+        <w:t xml:space="preserve">Administrator settings</w:t>
+      </w:r>
+      <w:r>
+        <w:rPr>
+          <w:rFonts w:ascii="Arial" w:cs="Arial" w:eastAsia="Arial" w:hAnsi="Arial"/>
+          <w:color w:val="1C2B3A"/>
+          <w:sz w:val="20"/>
+          <w:szCs w:val="20"/>
+        </w:rPr>
+        <w:t xml:space="preserve"> — from the button on the Settings screen, or by typing </w:t>
       </w:r>
       <w:r>
         <w:rPr>
@@ -1692,16 +1804,16 @@
           <w:szCs w:val="18"/>
           <w:shd w:fill="F2F0EA" w:val="clear"/>
         </w:rPr>
-        <w:t xml:space="preserve">#/settings</w:t>
-      </w:r>
-      <w:r>
-        <w:rPr>
-          <w:rFonts w:ascii="Arial" w:cs="Arial" w:eastAsia="Arial" w:hAnsi="Arial"/>
-          <w:color w:val="1C2B3A"/>
-          <w:sz w:val="20"/>
-          <w:szCs w:val="20"/>
-        </w:rPr>
-        <w:t xml:space="preserve"> — shows a password card instead of the settings. The rest of the app is untouched: the state tiles, the form, the preview, the PDF, the log all work for everyone exactly as before.</w:t>
+        <w:t xml:space="preserve">#/settings/admin</w:t>
+      </w:r>
+      <w:r>
+        <w:rPr>
+          <w:rFonts w:ascii="Arial" w:cs="Arial" w:eastAsia="Arial" w:hAnsi="Arial"/>
+          <w:color w:val="1C2B3A"/>
+          <w:sz w:val="20"/>
+          <w:szCs w:val="20"/>
+        </w:rPr>
+        <w:t xml:space="preserve"> — shows a password card instead of the flows. Settings itself stays open: the office register is not behind this. The rest of the app is untouched: the state tiles, the form, the preview, the PDF, the log all work for everyone exactly as before.</w:t>
       </w:r>
     </w:p>
     <w:p>
